--- a/arbeitsblaetter/Kapitel_10_for_Schleifen_Information_Aufgabenblatt.docx
+++ b/arbeitsblaetter/Kapitel_10_for_Schleifen_Information_Aufgabenblatt.docx
@@ -81,6 +81,107 @@
           <w:sz w:val="30"/>
         </w:rPr>
         <w:t>for-Schleifen und range()</w:t>
+      </w:r>
+    </w:p>
+    <w:p>
+      <w:pPr>
+        <w:spacing w:after="160"/>
+        <w:keepNext/>
+      </w:pPr>
+      <w:r>
+        <w:rPr>
+          <w:rFonts w:ascii="Arial" w:hAnsi="Arial" w:eastAsia="Arial"/>
+          <w:b w:val="0"/>
+          <w:i w:val="0"/>
+          <w:sz w:val="22"/>
+        </w:rPr>
+        <w:t xml:space="preserve">Die </w:t>
+      </w:r>
+      <w:r>
+        <w:rPr>
+          <w:rFonts w:ascii="Consolas" w:hAnsi="Consolas" w:eastAsia="Consolas"/>
+          <w:b/>
+          <w:i w:val="0"/>
+          <w:color w:val="00344D"/>
+          <w:sz w:val="21"/>
+        </w:rPr>
+        <w:t>for</w:t>
+      </w:r>
+      <w:r>
+        <w:rPr>
+          <w:rFonts w:ascii="Arial" w:hAnsi="Arial" w:eastAsia="Arial"/>
+          <w:b/>
+          <w:i w:val="0"/>
+          <w:color w:val="00344D"/>
+          <w:sz w:val="22"/>
+        </w:rPr>
+        <w:t>-Schleife</w:t>
+      </w:r>
+      <w:r>
+        <w:rPr>
+          <w:rFonts w:ascii="Arial" w:hAnsi="Arial" w:eastAsia="Arial"/>
+          <w:b w:val="0"/>
+          <w:i w:val="0"/>
+          <w:sz w:val="22"/>
+        </w:rPr>
+        <w:t xml:space="preserve"> heißt auch </w:t>
+      </w:r>
+      <w:r>
+        <w:rPr>
+          <w:rFonts w:ascii="Arial" w:hAnsi="Arial" w:eastAsia="Arial"/>
+          <w:b/>
+          <w:i w:val="0"/>
+          <w:color w:val="00344D"/>
+          <w:sz w:val="22"/>
+        </w:rPr>
+        <w:t>Zählschleife</w:t>
+      </w:r>
+      <w:r>
+        <w:rPr>
+          <w:rFonts w:ascii="Arial" w:hAnsi="Arial" w:eastAsia="Arial"/>
+          <w:b w:val="0"/>
+          <w:i w:val="0"/>
+          <w:sz w:val="22"/>
+        </w:rPr>
+        <w:t xml:space="preserve">: Sie läuft eine vorher bekannte Anzahl von </w:t>
+      </w:r>
+      <w:r>
+        <w:rPr>
+          <w:rFonts w:ascii="Arial" w:hAnsi="Arial" w:eastAsia="Arial"/>
+          <w:b/>
+          <w:i w:val="0"/>
+          <w:color w:val="00344D"/>
+          <w:sz w:val="22"/>
+        </w:rPr>
+        <w:t>Iterationen</w:t>
+      </w:r>
+      <w:r>
+        <w:rPr>
+          <w:rFonts w:ascii="Arial" w:hAnsi="Arial" w:eastAsia="Arial"/>
+          <w:b w:val="0"/>
+          <w:i w:val="0"/>
+          <w:sz w:val="22"/>
+        </w:rPr>
+        <w:t xml:space="preserve">. Eine Reihe von Elementen, die sie durchläuft, nennt man </w:t>
+      </w:r>
+      <w:r>
+        <w:rPr>
+          <w:rFonts w:ascii="Arial" w:hAnsi="Arial" w:eastAsia="Arial"/>
+          <w:b/>
+          <w:i w:val="0"/>
+          <w:color w:val="00344D"/>
+          <w:sz w:val="22"/>
+        </w:rPr>
+        <w:t>Sequenz</w:t>
+      </w:r>
+      <w:r>
+        <w:rPr>
+          <w:rFonts w:ascii="Arial" w:hAnsi="Arial" w:eastAsia="Arial"/>
+          <w:b w:val="0"/>
+          <w:i w:val="0"/>
+          <w:sz w:val="22"/>
+        </w:rPr>
+        <w:t xml:space="preserve"> – zum Beispiel eine Liste oder einen String.</w:t>
       </w:r>
     </w:p>
     <w:p>
